--- a/paper_drafts/rendered_v12/基于模仿学习的复杂经济系统主体决策模型小论文大纲稿_修改版v12.docx
+++ b/paper_drafts/rendered_v12/基于模仿学习的复杂经济系统主体决策模型小论文大纲稿_修改版v12.docx
@@ -20,7 +20,7 @@
     <w:p>
       <w:pPr>
         <w:spacing w:before="0" w:after="60" w:line="360" w:lineRule="auto"/>
-        <w:ind w:firstLine="420"/>
+        <w:ind w:firstLineChars="200"/>
         <w:jc w:val="both"/>
       </w:pPr>
       <w:r>
@@ -34,7 +34,7 @@
     <w:p>
       <w:pPr>
         <w:spacing w:before="0" w:after="60" w:line="360" w:lineRule="auto"/>
-        <w:ind w:firstLine="420"/>
+        <w:ind w:firstLineChars="200"/>
         <w:jc w:val="both"/>
       </w:pPr>
       <w:r>
@@ -48,7 +48,7 @@
     <w:p>
       <w:pPr>
         <w:spacing w:before="0" w:after="60" w:line="360" w:lineRule="auto"/>
-        <w:ind w:firstLine="420"/>
+        <w:ind w:firstLineChars="200"/>
         <w:jc w:val="both"/>
       </w:pPr>
       <w:r>
@@ -62,7 +62,7 @@
     <w:p>
       <w:pPr>
         <w:spacing w:before="0" w:after="60" w:line="360" w:lineRule="auto"/>
-        <w:ind w:firstLine="420"/>
+        <w:ind w:firstLineChars="200"/>
         <w:jc w:val="both"/>
       </w:pPr>
       <w:r>
@@ -72,7 +72,7 @@
     <w:p>
       <w:pPr>
         <w:spacing w:before="0" w:after="60" w:line="360" w:lineRule="auto"/>
-        <w:ind w:firstLine="420"/>
+        <w:ind w:firstLineChars="200"/>
         <w:jc w:val="both"/>
       </w:pPr>
       <w:r>
@@ -116,7 +116,7 @@
     <w:p>
       <w:pPr>
         <w:spacing w:before="0" w:after="60" w:line="360" w:lineRule="auto"/>
-        <w:ind w:firstLine="420"/>
+        <w:ind w:firstLineChars="200"/>
         <w:jc w:val="both"/>
       </w:pPr>
       <w:r>
@@ -184,7 +184,7 @@
     <w:p>
       <w:pPr>
         <w:spacing w:before="0" w:after="60" w:line="360" w:lineRule="auto"/>
-        <w:ind w:firstLine="420"/>
+        <w:ind w:firstLineChars="200"/>
         <w:jc w:val="both"/>
       </w:pPr>
       <w:r>
@@ -198,7 +198,7 @@
     <w:p>
       <w:pPr>
         <w:spacing w:before="0" w:after="60" w:line="360" w:lineRule="auto"/>
-        <w:ind w:firstLine="420"/>
+        <w:ind w:firstLineChars="200"/>
         <w:jc w:val="both"/>
       </w:pPr>
       <w:r>
@@ -227,7 +227,7 @@
     <w:p>
       <w:pPr>
         <w:spacing w:before="0" w:after="60" w:line="360" w:lineRule="auto"/>
-        <w:ind w:firstLine="420"/>
+        <w:ind w:firstLineChars="200"/>
         <w:jc w:val="both"/>
       </w:pPr>
       <w:r>
@@ -241,7 +241,7 @@
     <w:p>
       <w:pPr>
         <w:spacing w:before="0" w:after="60" w:line="360" w:lineRule="auto"/>
-        <w:ind w:firstLine="420"/>
+        <w:ind w:firstLineChars="200"/>
         <w:jc w:val="both"/>
       </w:pPr>
       <w:r>
@@ -251,7 +251,7 @@
     <w:p>
       <w:pPr>
         <w:spacing w:before="0" w:after="60" w:line="360" w:lineRule="auto"/>
-        <w:ind w:firstLine="420"/>
+        <w:ind w:firstLineChars="200"/>
         <w:jc w:val="both"/>
       </w:pPr>
       <w:r>
@@ -525,7 +525,7 @@
     <w:p>
       <w:pPr>
         <w:spacing w:before="0" w:after="60" w:line="360" w:lineRule="auto"/>
-        <w:ind w:firstLine="420"/>
+        <w:ind w:firstLineChars="200"/>
         <w:jc w:val="both"/>
       </w:pPr>
       <w:r>
@@ -553,7 +553,7 @@
     </w:p>
     <w:p>
       <w:pPr>
-        <w:ind w:firstLine="420"/>
+        <w:ind w:firstLineChars="200"/>
       </w:pPr>
       <w:r>
         <w:t>多主体经济系统仿真的关键问题之一是主体决策驱动机制。传统的基于固定规则的决策方式存在灵活性差、对人为设计依赖性强、自适应性不足等缺陷。另一方面，随着近年来机器学习技术的发展，一些研究开始利用强化学习（RL）类方法解决现实或仿真环境中的决策问题。与固定规则决策方案相比，这类方法在决策行为的灵活性和自适应性方面具有优势，但其未必完全适合经济系统仿真中的决策生成。主要原因在于，强化学习方法训练得到的个体通常倾向于寻求奖励最大化，表现出趋向“完全理性”的行为模式；而真实市场环境中的企业行为通常具有“有限理性”特征，会受到风险厌恶、从众倾向、个体偏好和经验依赖等复杂因素影响，并不只是围绕某个明确收益目标进行最大化选择。因此，在经济系统仿真以及多数涉及人类复杂行为的仿真中，单纯使用强化学习方法，可能难以生成与真实情境相贴近的决策结果。</w:t>
@@ -561,7 +561,7 @@
     </w:p>
     <w:p>
       <w:pPr>
-        <w:ind w:firstLine="420"/>
+        <w:ind w:firstLineChars="200"/>
       </w:pPr>
       <w:r>
         <w:t>基于上述局限，本文进一步引入有限理性仿真目标。该目标不要求生产企业主体在每个状态下输出全局最优动作，而是要求生成行为在仿真环境中运行的同时接近专家样本中体现的决策模式。围绕该目标，本文一方面将 GAIL 与 TD3 结合，利用判别器提供与专家行为相关的模仿信号；另一方面在扩展模型中将 Transformer 编码器加入生产企业策略网络的状态表征环节，使 Actor 在输出动作前能够结合当前观测与历史状态序列。</w:t>
@@ -569,15 +569,15 @@
     </w:p>
     <w:p>
       <w:pPr>
-        <w:ind w:firstLine="420"/>
+        <w:ind w:firstLineChars="200"/>
       </w:pPr>
       <w:r>
-        <w:t>为了让模型学习有限理性行为，本文先将人工和辅助采集到的决策过程整理为专家样本。本文具体使用两类专家数据：第一类来自网页实验系统中的人工参与式采集，参与者扮演生产企业的经理，并依据每日可见状态填写贷款、生产资料采购、消费品采购和生产资料次日定价动作；第二类来自同一仿真接口下的大模型辅助批量采集，该采集过程仍经过环境执行、动作边界检查和存活天数筛选。两类数据均以生产企业的状态-动作对保存，并用于后续 GAIL 与 TD3 训练。</w:t>
+        <w:t>为了让模型学习有限理性行为，本文先将人工和辅助采集到的决策过程整理为专家样本。本文具体使用两类专家数据：第一类来自网页实验系统中的人工参与式采集，参与者扮演生产企业的经理，并依据每日可见状态填写贷款、生产资料采购、消费品采购和生产资料次日定价动作；第二类来自同一网页实验系统中的Codex交互式辅助采集。Codex 5.5通过Control Chrome读取每日可见状态和动作边界，依据角色与目标、环境规则、实时观察、动作约束和反馈修正提示生成四项业务动作，再由插件写入页面并提交。两类轨迹均经过环境执行、动作边界检查和存活天数筛选，并以生产企业状态—动作对形式保存，用于后续GAIL与TD3训练。</w:t>
       </w:r>
     </w:p>
     <w:p>
       <w:pPr>
-        <w:ind w:firstLine="420"/>
+        <w:ind w:firstLineChars="200"/>
       </w:pPr>
       <w:r>
         <w:t>为了使有限理性行为能够进入后续模型训练，专家数据需要被组织为学习算法可读取的状态-动作样本。本文以生产企业主体为行为生成对象，将其每次决策前可观测到的状态信息与对应动作进行配对。每条样本由 33 维状态向量和 4 维动作向量构成。其中，状态向量对应第2.2节定义的生产企业状态空间，用于描述主体在当日决策前能够获得的经营状态、上一日决策与执行状态、交易记录以及市场价格信息。动作向量对应生产企业动作空间，包括贷款意愿 WNDF、生产资料购买意愿 K、消费品购买意愿 L 和生产资料次日定价 P。通过这种表示，专家数据既保留了特定状态下的有限理性决策选择，也能够与后续 GAIL、TD3 以及 Transformer 扩展模型的输入输出维度保持一致。</w:t>
@@ -616,7 +616,7 @@
     <w:p>
       <w:pPr>
         <w:spacing w:before="0" w:after="60" w:line="360" w:lineRule="auto"/>
-        <w:ind w:firstLine="420"/>
+        <w:ind w:firstLineChars="200"/>
         <w:jc w:val="both"/>
       </w:pPr>
       <w:r>
@@ -630,7 +630,7 @@
     <w:p>
       <w:pPr>
         <w:spacing w:before="0" w:after="60" w:line="360" w:lineRule="auto"/>
-        <w:ind w:firstLine="420"/>
+        <w:ind w:firstLineChars="200"/>
         <w:jc w:val="both"/>
       </w:pPr>
       <w:r>
@@ -705,7 +705,7 @@
     <w:p>
       <w:pPr>
         <w:spacing w:before="0" w:after="60" w:line="360" w:lineRule="auto"/>
-        <w:ind w:firstLine="420"/>
+        <w:ind w:firstLineChars="200"/>
         <w:jc w:val="both"/>
       </w:pPr>
       <w:r>
@@ -733,7 +733,7 @@
     <w:p>
       <w:pPr>
         <w:spacing w:before="0" w:after="60" w:line="360" w:lineRule="auto"/>
-        <w:ind w:firstLine="420"/>
+        <w:ind w:firstLineChars="200"/>
         <w:jc w:val="both"/>
       </w:pPr>
       <w:r>
@@ -761,7 +761,7 @@
     <w:p>
       <w:pPr>
         <w:spacing w:before="0" w:after="60" w:line="360" w:lineRule="auto"/>
-        <w:ind w:firstLine="420"/>
+        <w:ind w:firstLineChars="200"/>
         <w:jc w:val="both"/>
       </w:pPr>
       <w:r>
@@ -789,7 +789,7 @@
     <w:p>
       <w:pPr>
         <w:spacing w:before="0" w:after="60" w:line="360" w:lineRule="auto"/>
-        <w:ind w:firstLine="420"/>
+        <w:ind w:firstLineChars="200"/>
         <w:jc w:val="both"/>
       </w:pPr>
       <w:r>
@@ -803,7 +803,7 @@
     <w:p>
       <w:pPr>
         <w:spacing w:before="0" w:after="60" w:line="360" w:lineRule="auto"/>
-        <w:ind w:firstLine="420"/>
+        <w:ind w:firstLineChars="200"/>
         <w:jc w:val="both"/>
       </w:pPr>
       <w:r>
@@ -832,7 +832,7 @@
     <w:p>
       <w:pPr>
         <w:spacing w:before="0" w:after="60" w:line="360" w:lineRule="auto"/>
-        <w:ind w:firstLine="420"/>
+        <w:ind w:firstLineChars="200"/>
         <w:jc w:val="both"/>
       </w:pPr>
       <w:r>
@@ -860,7 +860,7 @@
     <w:p>
       <w:pPr>
         <w:spacing w:before="0" w:after="60" w:line="360" w:lineRule="auto"/>
-        <w:ind w:firstLine="420"/>
+        <w:ind w:firstLineChars="200"/>
         <w:jc w:val="both"/>
       </w:pPr>
       <w:r>
@@ -888,7 +888,7 @@
     <w:p>
       <w:pPr>
         <w:spacing w:before="0" w:after="60" w:line="360" w:lineRule="auto"/>
-        <w:ind w:firstLine="420"/>
+        <w:ind w:firstLineChars="200"/>
         <w:jc w:val="both"/>
       </w:pPr>
       <w:r>
@@ -916,7 +916,7 @@
     <w:p>
       <w:pPr>
         <w:spacing w:before="0" w:after="60" w:line="360" w:lineRule="auto"/>
-        <w:ind w:firstLine="420"/>
+        <w:ind w:firstLineChars="200"/>
         <w:jc w:val="both"/>
       </w:pPr>
       <w:r>
@@ -945,7 +945,7 @@
     <w:p>
       <w:pPr>
         <w:spacing w:before="0" w:after="60" w:line="360" w:lineRule="auto"/>
-        <w:ind w:firstLine="420"/>
+        <w:ind w:firstLineChars="200"/>
         <w:jc w:val="both"/>
       </w:pPr>
       <w:r>
@@ -987,7 +987,7 @@
     <w:p>
       <w:pPr>
         <w:spacing w:before="0" w:after="60" w:line="360" w:lineRule="auto"/>
-        <w:ind w:firstLine="420"/>
+        <w:ind w:firstLineChars="200"/>
         <w:jc w:val="both"/>
       </w:pPr>
       <w:r>
@@ -1029,7 +1029,7 @@
     <w:p>
       <w:pPr>
         <w:spacing w:before="0" w:after="60" w:line="360" w:lineRule="auto"/>
-        <w:ind w:firstLine="420"/>
+        <w:ind w:firstLineChars="200"/>
         <w:jc w:val="both"/>
       </w:pPr>
       <w:r>
@@ -1057,7 +1057,7 @@
     <w:p>
       <w:pPr>
         <w:spacing w:before="0" w:after="60" w:line="360" w:lineRule="auto"/>
-        <w:ind w:firstLine="420"/>
+        <w:ind w:firstLineChars="200"/>
         <w:jc w:val="both"/>
       </w:pPr>
       <w:r>
@@ -1085,7 +1085,7 @@
     <w:p>
       <w:pPr>
         <w:spacing w:before="0" w:after="60" w:line="360" w:lineRule="auto"/>
-        <w:ind w:firstLine="420"/>
+        <w:ind w:firstLineChars="200"/>
         <w:jc w:val="both"/>
       </w:pPr>
       <w:r>
@@ -1113,7 +1113,7 @@
     <w:p>
       <w:pPr>
         <w:spacing w:before="0" w:after="60" w:line="360" w:lineRule="auto"/>
-        <w:ind w:firstLine="420"/>
+        <w:ind w:firstLineChars="200"/>
         <w:jc w:val="both"/>
       </w:pPr>
       <w:r>
@@ -1157,7 +1157,7 @@
     <w:p>
       <w:pPr>
         <w:spacing w:after="60" w:line="360" w:lineRule="auto"/>
-        <w:ind w:firstLine="420"/>
+        <w:ind w:firstLineChars="200"/>
         <w:jc w:val="both"/>
       </w:pPr>
       <w:r>
@@ -1167,7 +1167,7 @@
     <w:p>
       <w:pPr>
         <w:spacing w:after="60" w:line="360" w:lineRule="auto"/>
-        <w:ind w:firstLine="420"/>
+        <w:ind w:firstLineChars="200"/>
         <w:jc w:val="both"/>
       </w:pPr>
       <w:r>
@@ -1177,7 +1177,7 @@
     <w:p>
       <w:pPr>
         <w:spacing w:after="60" w:line="360" w:lineRule="auto"/>
-        <w:ind w:firstLine="420"/>
+        <w:ind w:firstLineChars="200"/>
         <w:jc w:val="both"/>
       </w:pPr>
       <w:r>
@@ -1202,7 +1202,7 @@
     <w:p>
       <w:pPr>
         <w:spacing w:after="60" w:line="360" w:lineRule="auto"/>
-        <w:ind w:firstLine="420"/>
+        <w:ind w:firstLineChars="200"/>
         <w:jc w:val="both"/>
       </w:pPr>
       <w:r>
@@ -1220,7 +1220,7 @@
     <w:p>
       <w:pPr>
         <w:spacing w:after="60" w:line="360" w:lineRule="auto"/>
-        <w:ind w:firstLine="420"/>
+        <w:ind w:firstLineChars="200"/>
         <w:jc w:val="both"/>
       </w:pPr>
       <w:r>
@@ -1248,7 +1248,7 @@
     <w:p>
       <w:pPr>
         <w:spacing w:after="60" w:line="360" w:lineRule="auto"/>
-        <w:ind w:firstLine="420"/>
+        <w:ind w:firstLineChars="200"/>
         <w:jc w:val="both"/>
       </w:pPr>
       <w:r>
@@ -1274,7 +1274,7 @@
     <w:p>
       <w:pPr>
         <w:spacing w:after="60" w:line="360" w:lineRule="auto"/>
-        <w:ind w:firstLine="420"/>
+        <w:ind w:firstLineChars="200"/>
         <w:jc w:val="both"/>
       </w:pPr>
       <w:r>
@@ -1284,7 +1284,7 @@
     <w:p>
       <w:pPr>
         <w:spacing w:after="60" w:line="360" w:lineRule="auto"/>
-        <w:ind w:firstLine="420"/>
+        <w:ind w:firstLineChars="200"/>
         <w:jc w:val="both"/>
       </w:pPr>
       <w:r>
@@ -1302,7 +1302,7 @@
     <w:p>
       <w:pPr>
         <w:spacing w:after="60" w:line="360" w:lineRule="auto"/>
-        <w:ind w:firstLine="420"/>
+        <w:ind w:firstLineChars="200"/>
         <w:jc w:val="both"/>
       </w:pPr>
       <w:r>
@@ -1328,7 +1328,7 @@
     <w:p>
       <w:pPr>
         <w:spacing w:after="60" w:line="360" w:lineRule="auto"/>
-        <w:ind w:firstLine="420"/>
+        <w:ind w:firstLineChars="200"/>
         <w:jc w:val="both"/>
       </w:pPr>
       <w:r>
@@ -1338,7 +1338,7 @@
     <w:p>
       <w:pPr>
         <w:spacing w:after="60" w:line="360" w:lineRule="auto"/>
-        <w:ind w:firstLine="420"/>
+        <w:ind w:firstLineChars="200"/>
         <w:jc w:val="both"/>
       </w:pPr>
       <w:r>
@@ -1356,7 +1356,7 @@
     <w:p>
       <w:pPr>
         <w:spacing w:after="60" w:line="360" w:lineRule="auto"/>
-        <w:ind w:firstLine="420"/>
+        <w:ind w:firstLineChars="200"/>
         <w:jc w:val="both"/>
       </w:pPr>
       <w:r>
@@ -1401,7 +1401,7 @@
     <w:p>
       <w:pPr>
         <w:spacing w:after="60" w:line="360" w:lineRule="auto"/>
-        <w:ind w:firstLine="420"/>
+        <w:ind w:firstLineChars="200"/>
       </w:pPr>
       <w:r>
         <w:t>图4-2展示了 Transformer 表征增强模块与第3章 GAIL+TD3 训练方案的衔接关系。该扩展不改变奖励融合、Actor-Critic 更新顺序和环境交互规则，而是在生产企业主体的网络输入端加入历史状态或历史状态-动作编码。</w:t>
@@ -1410,7 +1410,7 @@
     <w:p>
       <w:pPr>
         <w:spacing w:after="60" w:line="360" w:lineRule="auto"/>
-        <w:ind w:firstLine="420"/>
+        <w:ind w:firstLineChars="200"/>
       </w:pPr>
       <w:r>
         <w:t>在线训练中，专家数据和生成数据按回合位置构造长度为 l 的状态-动作窗口。判别器基于该窗口输出专家概率，并由第3章所述二元交叉熵目标更新。Critic 更新时从生产企业经验池采样当前经验，并读取相同样本索引对应的历史窗口，使模仿奖励、环境奖励、下一状态和终止标记服务于同一批 TD3 目标值计算。Actor 更新时使用当前状态与 Actor 侧历史状态特征生成动作，其参数更新仍来自 Critic 对当前策略动作的价值估计。</w:t>
@@ -1419,7 +1419,7 @@
     <w:p>
       <w:pPr>
         <w:spacing w:after="60" w:line="360" w:lineRule="auto"/>
-        <w:ind w:firstLine="420"/>
+        <w:ind w:firstLineChars="200"/>
       </w:pPr>
       <w:r>
         <w:t>该扩展作用于生产企业主体。消费企业主体和银行主体仍作为环境交互对象参与仿真，并保留原有 TD3 决策流程。该方法不改变企业和银行的动作空间定义，也不改变仿真环境中的贷款、交易、生产和结算规则。Transformer 编码器承担历史表征任务，GAIL 判别器提供模仿学习信号，TD3 仍负责连续动作策略更新。</w:t>
@@ -1457,34 +1457,192 @@
     </w:p>
     <w:p>
       <w:pPr>
-        <w:ind w:firstLine="420"/>
+        <w:ind w:firstLineChars="200"/>
       </w:pPr>
       <w:r>
-        <w:t>本文围绕生产企业主体构建专家数据采集流程。网页实验系统直接调用第2章所述 MAS-E 环境，并沿用相同的 33 维状态空间、4 维动作空间和回合终止条件。参与者或辅助采集程序每次提交动作后，系统均依次完成银行决策、贷款发放、商品交易、商品生产和清算，并记录下一状态与回合结果。该流程使采集轨迹与第3章和第4章所述模型的训练输入保持一致。</w:t>
+        <w:t>本文面向生产企业主体设计专家数据采集方案，并以网页实验系统作为人工采集与辅助采集的统一交互入口。网页实验系统直接调用第2章所述MAS-E环境，沿用相同的33维状态空间、4维动作空间和回合终止条件。</w:t>
       </w:r>
     </w:p>
     <w:p>
       <w:pPr>
-        <w:ind w:firstLine="420"/>
+        <w:ind w:firstLineChars="200"/>
       </w:pPr>
       <w:r>
-        <w:t>本文使用两类数据来源。第一类为网页人工采集数据。参与者扮演生产企业经理，依据当天可见状态填写贷款、生产资料采购、消费品采购和生产资料次日定价。第二类为大模型辅助设计的类人批量采集数据。辅助程序参考采集目录中的成功轨迹，并通过同一网页接口逐日提交四个动作。两类采集均采用固定实验随机种子。消费企业和银行均加载预先训练并冻结的 Actor 权重，并经过相同的环境执行与存活天数筛选。</w:t>
+        <w:rPr>
+          <w:rFonts w:ascii="Cambria Math" w:hAnsi="Cambria Math" w:eastAsia="Cambria Math" w:cs="Cambria Math"/>
+          <w:i/>
+        </w:rPr>
+        <w:t>人工参与者或Codex在第</w:t>
+      </w:r>
+      <w:r>
+        <w:rPr>
+          <w:rFonts w:ascii="Cambria Math" w:hAnsi="Cambria Math" w:eastAsia="Cambria Math" w:cs="Cambria Math"/>
+          <w:i/>
+        </w:rPr>
+        <w:t>t</w:t>
+      </w:r>
+      <w:r>
+        <w:rPr>
+          <w:rFonts w:ascii="Cambria Math" w:hAnsi="Cambria Math" w:eastAsia="Cambria Math" w:cs="Cambria Math"/>
+          <w:i/>
+        </w:rPr>
+        <w:t>日根据状态</w:t>
+      </w:r>
+      <w:r>
+        <w:rPr>
+          <w:rFonts w:ascii="Cambria Math" w:hAnsi="Cambria Math" w:eastAsia="Cambria Math" w:cs="Cambria Math"/>
+          <w:i/>
+        </w:rPr>
+        <w:t>s</w:t>
+      </w:r>
+      <w:r>
+        <w:rPr>
+          <w:rFonts w:ascii="Cambria Math" w:hAnsi="Cambria Math" w:eastAsia="Cambria Math" w:cs="Cambria Math"/>
+          <w:i/>
+          <w:vertAlign w:val="subscript"/>
+        </w:rPr>
+        <w:t>t</w:t>
+      </w:r>
+      <w:r>
+        <w:rPr>
+          <w:rFonts w:ascii="Cambria Math" w:hAnsi="Cambria Math" w:eastAsia="Cambria Math" w:cs="Cambria Math"/>
+          <w:i/>
+        </w:rPr>
+        <w:t>提交生产企业动作</w:t>
+      </w:r>
+      <w:r>
+        <w:rPr>
+          <w:rFonts w:ascii="Cambria Math" w:hAnsi="Cambria Math" w:eastAsia="Cambria Math" w:cs="Cambria Math"/>
+          <w:i/>
+        </w:rPr>
+        <w:t>a</w:t>
+      </w:r>
+      <w:r>
+        <w:rPr>
+          <w:rFonts w:ascii="Cambria Math" w:hAnsi="Cambria Math" w:eastAsia="Cambria Math" w:cs="Cambria Math"/>
+          <w:i/>
+          <w:vertAlign w:val="subscript"/>
+        </w:rPr>
+        <w:t>t</w:t>
+      </w:r>
+      <w:r>
+        <w:rPr>
+          <w:rFonts w:ascii="Cambria Math" w:hAnsi="Cambria Math" w:eastAsia="Cambria Math" w:cs="Cambria Math"/>
+          <w:i/>
+        </w:rPr>
+        <w:t>。对于Codex采集，Control Chrome负责读取页面状态并执行动作填写和提交。系统补全消费企业和银行的动作，并将</w:t>
+      </w:r>
+      <w:r>
+        <w:rPr>
+          <w:rFonts w:ascii="Cambria Math" w:hAnsi="Cambria Math" w:eastAsia="Cambria Math" w:cs="Cambria Math"/>
+          <w:i/>
+        </w:rPr>
+        <w:t>s</w:t>
+      </w:r>
+      <w:r>
+        <w:rPr>
+          <w:rFonts w:ascii="Cambria Math" w:hAnsi="Cambria Math" w:eastAsia="Cambria Math" w:cs="Cambria Math"/>
+          <w:i/>
+          <w:vertAlign w:val="subscript"/>
+        </w:rPr>
+        <w:t>t</w:t>
+      </w:r>
+      <w:r>
+        <w:rPr>
+          <w:rFonts w:ascii="Cambria Math" w:hAnsi="Cambria Math" w:eastAsia="Cambria Math" w:cs="Cambria Math"/>
+          <w:i/>
+        </w:rPr>
+        <w:t>与</w:t>
+      </w:r>
+      <w:r>
+        <w:rPr>
+          <w:rFonts w:ascii="Cambria Math" w:hAnsi="Cambria Math" w:eastAsia="Cambria Math" w:cs="Cambria Math"/>
+          <w:i/>
+        </w:rPr>
+        <w:t>a</w:t>
+      </w:r>
+      <w:r>
+        <w:rPr>
+          <w:rFonts w:ascii="Cambria Math" w:hAnsi="Cambria Math" w:eastAsia="Cambria Math" w:cs="Cambria Math"/>
+          <w:i/>
+          <w:vertAlign w:val="subscript"/>
+        </w:rPr>
+        <w:t>t</w:t>
+      </w:r>
+      <w:r>
+        <w:rPr>
+          <w:rFonts w:ascii="Cambria Math" w:hAnsi="Cambria Math" w:eastAsia="Cambria Math" w:cs="Cambria Math"/>
+          <w:i/>
+        </w:rPr>
+        <w:t>保存为专家样本。随后，环境依次完成贷款发放、商品交易、商品生产和清算等阶段，生成下一状态</w:t>
+      </w:r>
+      <w:r>
+        <w:rPr>
+          <w:rFonts w:ascii="Cambria Math" w:hAnsi="Cambria Math" w:eastAsia="Cambria Math" w:cs="Cambria Math"/>
+          <w:i/>
+        </w:rPr>
+        <w:t>s</w:t>
+      </w:r>
+      <w:r>
+        <w:rPr>
+          <w:rFonts w:ascii="Cambria Math" w:hAnsi="Cambria Math" w:eastAsia="Cambria Math" w:cs="Cambria Math"/>
+          <w:i/>
+          <w:vertAlign w:val="subscript"/>
+        </w:rPr>
+        <w:t>t+1</w:t>
+      </w:r>
+      <w:r>
+        <w:rPr>
+          <w:rFonts w:ascii="Cambria Math" w:hAnsi="Cambria Math" w:eastAsia="Cambria Math" w:cs="Cambria Math"/>
+          <w:i/>
+        </w:rPr>
+        <w:t>和回合终止标志。若回合继续，网页将</w:t>
+      </w:r>
+      <w:r>
+        <w:rPr>
+          <w:rFonts w:ascii="Cambria Math" w:hAnsi="Cambria Math" w:eastAsia="Cambria Math" w:cs="Cambria Math"/>
+          <w:i/>
+        </w:rPr>
+        <w:t>s</w:t>
+      </w:r>
+      <w:r>
+        <w:rPr>
+          <w:rFonts w:ascii="Cambria Math" w:hAnsi="Cambria Math" w:eastAsia="Cambria Math" w:cs="Cambria Math"/>
+          <w:i/>
+          <w:vertAlign w:val="subscript"/>
+        </w:rPr>
+        <w:t>t+1</w:t>
+      </w:r>
+      <w:r>
+        <w:rPr>
+          <w:rFonts w:ascii="Cambria Math" w:hAnsi="Cambria Math" w:eastAsia="Cambria Math" w:cs="Cambria Math"/>
+          <w:i/>
+        </w:rPr>
+        <w:t>作为下一日经营信息呈现；若回合终止，系统显示并汇总存活天数等回合信息。</w:t>
       </w:r>
     </w:p>
     <w:p>
       <w:pPr>
-        <w:ind w:firstLine="420"/>
+        <w:ind w:firstLineChars="200"/>
       </w:pPr>
       <w:r>
-        <w:t>网页入口记录参与者编号、年龄段、受教育程度、性别、经济或管理相关背景以及经营或策略类游戏经验。参与者编号仅用于区分采集记录，不表示姓名或其他直接身份信息。论文仅报告去标识化后的汇总信息，不展示可以直接识别参与者身份的信息。</w:t>
+        <w:t>本文使用两类数据来源。第一类为网页人工采集数据。参与者按照生产企业角色阅读当天可见状态，填写贷款、生产资料采购、消费品采购和生产资料次日定价。第二类为Codex交互式辅助采集数据。Codex 5.5通过Control Chrome读取同一网页中的可见信息和动作边界，依据第5.3节所述分层提示逐日生成并提交四项业务动作。为控制环境随机性和非目标主体策略变化对采集结果的影响，两类采集均采用统一的实验随机种子，并固定消费企业和银行的预训练Actor参数。采集阶段不对Codex、消费企业或银行进行在线训练，仅执行模型推理和环境交互，从而避免实时训练带来的额外计算和等待开销。所有轨迹均按照相同的环境规则执行，并依据存活天数进行筛选。</w:t>
       </w:r>
     </w:p>
     <w:p>
       <w:pPr>
-        <w:ind w:firstLine="420"/>
+        <w:ind w:firstLineChars="200"/>
       </w:pPr>
       <w:r>
-        <w:t>为评估数据采集效率，系统记录每次决策的作答时间和每回合的总完成时间。前者从页面呈现当天经营状态开始计算，至参与者提交当日决策结束，用于反映单次决策速度。后者从一个回合开始计算至该回合结束，除参与者作答时间外，还包括页面交互和系统运行时间。两类时间共同反映参与者完成决策任务的效率，统计结果在5.4节统一报告。</w:t>
+        <w:t>本文引入Codex交互式辅助采集，旨在人工采集之外形成可重复执行的数据补充路径。大语言模型从大规模人类生成文本中学习统计关联，能够在角色目标、环境规则、实时状态和动作边界的共同约束下生成具有一定人类决策特征的候选动作。由于大语言模型并非真实参与者，本文不将其输出等同于人类行为，而将其界定为“类人”辅助轨迹。浏览器插件能够重复执行状态读取、动作填写和跨日反馈，从而减少人工参与者承担的重复操作，并为连续获取较大规模的决策轨迹提供条件。因此，本文将Codex轨迹作为人工专家数据的补充来源，其有效性仍需通过动作分布、状态响应方向、动作波动和时间序列特征的比较进行检验。[待补充：支持大语言模型训练语料及人类行为模拟能力的相关文献。]</w:t>
+      </w:r>
+    </w:p>
+    <w:p>
+      <w:pPr>
+        <w:ind w:firstLineChars="200"/>
+      </w:pPr>
+      <w:r>
+        <w:t>人工采集使用匿名参与者编号关联同一参与者的回合记录。本文仅报告去标识化后的汇总信息，不展示能够直接识别参与者身份的信息。</w:t>
       </w:r>
     </w:p>
     <w:p>
@@ -1504,10 +1662,10 @@
     </w:p>
     <w:p>
       <w:pPr>
-        <w:ind w:firstLine="420"/>
+        <w:ind w:firstLineChars="200"/>
       </w:pPr>
       <w:r>
-        <w:t>网页实验系统采用“任务说明—每日决策—规则明细”的页面组织方式。任务描述与知情同意页面如图5-1所示。页面首先说明仿真系统的主体构成、参与者承担的经营角色和每日决策流程。为降低参与者对仿真术语的理解成本，页面将生产企业显示为“甲公司”，将消费企业显示为“乙公司”，将生产资料采购显示为“原料A采购”，将消费品采购显示为“原料B采购”，并将生产资料次日定价显示为“产品A销售价格”。页面随后记录匿名参与者编号、年龄段、受教育程度、性别、经济或管理相关背景以及经营或策略类游戏经验，并通过访问口令控制实验入口。参与说明区域标明数据收集时间为5月21日0点至6月21日0点，同时说明研究用途、自愿参与和退出方式。参与者确认知情同意后，系统才允许进入每日决策页面。</w:t>
+        <w:t>网页实验系统采用“任务说明—每日决策—规则明细”的页面组织方式。任务描述与知情同意页面如图5-1所示。页面首先说明仿真系统的主体构成、参与者承担的经营角色和每日决策流程。为降低参与者对仿真术语的理解成本，页面将生产企业显示为“甲公司”，将消费企业显示为“乙公司”，将生产资料采购显示为“原料A采购”，将消费品采购显示为“原料B采购”，并将生产资料次日定价显示为“产品A销售价格”。页面随后记录匿名参与者编号、年龄段、受教育程度、性别、经济或管理相关背景以及经营或策略类游戏经验，并通过访问口令控制实验入口。依据知情同意和数据保护原则[2]，参与说明区域标明数据收集时间为5月21日0点至6月21日0点，并说明研究目的、记录内容、数据用途、自愿参与和退出方式，同时要求参与者使用匿名编号。参与者确认知情同意后，页面才允许启动实验，服务端同时校验确认状态。系统记录知情同意的确认状态和时间，本文仅报告去标识化后的汇总结果。</w:t>
       </w:r>
     </w:p>
     <w:p>
@@ -1561,7 +1719,7 @@
     </w:p>
     <w:p>
       <w:pPr>
-        <w:ind w:firstLine="420"/>
+        <w:ind w:firstLineChars="200"/>
       </w:pPr>
       <w:r>
         <w:t>每日经营决策页如图5-2所示。页面左侧提供当天可见信息，包括贷款信息、上一天两类企业买到的生产资料与消费品数量、定价与销售信息、经营小结和净利润折线图。页面右侧集中放置四个动作输入项，依次对应生产资料采购需求、消费品采购需求、申请贷款金额和生产资料次日定价。系统在输入框下方提供最小值、默认值、最大值以及小幅增减按钮，以降低连续多天填写时的操作负担。页面下方展示当前进度、自动跳转条件和重新决策说明。</w:t>
@@ -1618,10 +1776,10 @@
     </w:p>
     <w:p>
       <w:pPr>
-        <w:ind w:firstLine="420"/>
+        <w:ind w:firstLineChars="200"/>
       </w:pPr>
       <w:r>
-        <w:t>“更多规则和成交明细”的展开内容如图5-3所示。该区域用于在不增加主决策界面信息负担的情况下，补充产品流转、市场购买规则、仿真阶段和上一日成交结果。参与者可以据此核对动作含义和环境反馈，下文进一步说明页面动作的记录方式与阶段跳转机制。</w:t>
+        <w:t>“更多规则和成交明细”的展开内容如图5-3所示。该区域用于在不增加主决策界面信息负担的情况下，补充产品流转、市场购买规则、仿真阶段和上一日成交结果。参与者可以据此核对动作含义和环境反馈。</w:t>
       </w:r>
     </w:p>
     <w:p>
@@ -1675,34 +1833,34 @@
     </w:p>
     <w:p>
       <w:pPr>
-        <w:ind w:firstLine="420"/>
+        <w:ind w:firstLineChars="200"/>
       </w:pPr>
       <w:r>
-        <w:t>网页端根据当天状态动态设置四个业务动作的取值范围。申请贷款金额限制为 0 至当前现金；生产资料和消费品采购需求限制为对应参考采购量的 50% 至 150%，当参考采购量不大于 0 时限制为 0 至 10；生产资料次日定价限制为当天预设价格的 50% 至 150%。系统随后将业务数值转换为 [-0.5, 0.5] 范围内的模型动作。该处理既保留参与者可理解的输入形式，也保证保存动作满足模型边界。</w:t>
+        <w:t>网页端根据当天状态动态设置四个业务动作的取值范围。申请贷款金额限制为0至当前现金；生产资料和消费品采购需求分别以上一决策日的相应采购需求为基准，允许范围为基准值的50%至150%；回合第一天采用环境初始化的默认采购需求，两类采购需求均为5；当基准值不大于0时，允许范围设为0至10；生产资料次日定价限制为当天预设价格的50%至150%。系统随后将业务数值转换为[-0.5, 0.5]范围内的模型动作。该处理既保留参与者可理解的输入形式，也保证保存动作满足模型边界。</w:t>
       </w:r>
     </w:p>
     <w:p>
       <w:pPr>
-        <w:ind w:firstLine="420"/>
+        <w:ind w:firstLineChars="200"/>
       </w:pPr>
       <w:r>
-        <w:t>阶段跳转功能用于降低参与者连续填写接近 100 天决策所产生的疲劳，同时保留状态变化前后的连续人工轨迹。每个人工决策阶段的固定门槛为 8 天。生产企业配置中的最大历史长度为 6，因此 8 天人工段能够覆盖至少一个完整的 6 步历史窗口，并额外保留 2 个决策日；代码未根据状态动态计算这一门槛。参与者完成 8 天人工决策后可以选择自动推进。系统以点击跳转时填写的四个业务动作作为锚定动作。后续每个自动日继续使用这组业务值，但会依据当天的动态上下界重新截断并转换为模型动作。乙公司和银行在自动推进期间继续使用已加载的冻结 Actor 权重。</w:t>
+        <w:t>阶段跳转功能用于降低参与者连续填写接近100天决策所产生的疲劳，同时保留状态变化前后的连续人工轨迹。每个人工决策阶段的固定门槛为8天，用于保留一段连续人工决策记录。[待核对：Transformer实验配置是否将历史窗口固定为6步；若确认，可补充8天人工段覆盖完整窗口并额外保留2个决策日的依据。]参与者完成8天人工决策后可以选择自动推进；点击跳转时，系统以当前填写的四项业务值作为锚定值，并在后续自动推进日继续使用。系统每日根据当前现金、采购参考量和预设价格重新计算允许范围；若锚定业务值超出当日范围，系统将其调整至距离最近的边界值，再转换为模型动作。消费企业和银行在自动推进期间继续使用已加载的冻结Actor权重。</w:t>
       </w:r>
     </w:p>
     <w:p>
       <w:pPr>
-        <w:ind w:firstLine="420"/>
+        <w:ind w:firstLineChars="200"/>
       </w:pPr>
       <w:r>
-        <w:t>单次自动推进的上限为 15 天，该数值是防止长时间脱离人工判断的安全上限，不是固定跳转长度。系统以跳转前状态为基准，每推进一天后比较现金、产品库存、总欠款、当日还款、两类参考采购量和销售价格。现金绝对变化达到 50 或相对变化达到 25%，产品库存绝对变化达到 10 或相对变化达到 25%，总欠款绝对变化达到 50 或相对变化达到 25%，当日还款绝对变化达到 20 或相对变化达到 25%，任一参考采购量绝对变化达到 2 或相对变化达到 25%，或者销售价格绝对变化达到 1 或相对变化达到 15% 时，系统立即停止自动推进并交回人工决策。相对变化以 max(|跳转前数值|, 1) 为分母。若回合提前终止，系统立即结束；若 15 天内没有指标触发，系统也会在第 15 天后交回人工决策。</w:t>
+        <w:t>单次自动推进的上限为15天，该数值是防止长时间脱离人工判断的安全上限，不是固定跳转长度。系统以跳转前状态为基准，每推进一天后比较现金、产品库存、总欠款、当日还款、两类参考采购量和销售价格。系统采用绝对变化与相对变化的联合判定。现金、产品库存、总欠款、当日还款和两类参考采购量的相对阈值均为25%，对应绝对阈值分别为50、10、50、20和2；销售价格的绝对阈值和相对阈值分别为1和15%。任一指标达到相应阈值时，系统停止自动推进并恢复人工决策。相对变化以跳转前数值绝对值与1中的较大者为基准。若回合提前终止，系统立即结束；若15天内没有指标触发，系统也会在第15天后恢复人工决策。</w:t>
       </w:r>
     </w:p>
     <w:p>
       <w:pPr>
-        <w:ind w:firstLine="420"/>
+        <w:ind w:firstLineChars="200"/>
       </w:pPr>
       <w:r>
-        <w:t>每次人工提交动作时，系统同时维护三类数据文件。训练样本文件（文件名含 expert）不含表头，每行由 33 个状态值和 4 个模型动作值组成，可直接作为训练样本。过程元数据文件（文件名含 meta）在对应行中记录参与者信息、知情同意状态与时间、随机种子、回合号、天数、非人工主体策略、单次决策用时、四个业务输入值和四个模型动作值，用于追溯动作来源与执行情境。回合汇总文件（文件名含 summary）在回合结束、切换回合或结束会话时写入一行，记录回合状态、存活天数、提交次数、决策用时、总完成时间、吞吐率、累计保存行数以及相关文件路径。自动跳转期间不写入训练样本和过程元数据，因此跳过天数不会混入人工决策记录。对于批量辅助程序，回合汇总文件中的提交次数表示接口提交次数，不代表真实人类决策天数。</w:t>
+        <w:t>系统在每次人工决策时保存训练样本、过程信息和回合结果。训练样本由33维状态和4维动作组成；过程信息用于关联匿名参与者、知情同意状态、随机种子、回合、天数、非人工主体策略、四项业务输入和对应模型动作；回合结果记录回合状态和存活天数，用于支持后续筛选。自动推进阶段不写入人工训练样本和相应过程信息，因而跳过天数不会混入人工决策轨迹。</w:t>
       </w:r>
     </w:p>
     <w:p>
@@ -1717,31 +1875,486 @@
           <w:b/>
           <w:sz w:val="21"/>
         </w:rPr>
-        <w:t>5.3 大模型辅助设计的类人批量采集方法</w:t>
+        <w:t>5.3 基于Codex与浏览器交互的辅助决策采集</w:t>
       </w:r>
     </w:p>
     <w:p>
       <w:pPr>
-        <w:ind w:firstLine="420"/>
+        <w:ind w:firstLineChars="200"/>
       </w:pPr>
       <w:r>
-        <w:t>本文的大模型辅助过程包括提示约束设计和可执行策略生成两个阶段。已有研究通常通过角色设定、实验情境、背景信息和输出约束来检验大语言模型对人类反应的模拟能力[3]。本文在交互式提示中将大模型设定为生产企业经理，要求其只依据网页可见状态进行判断，参考存活超过 90 天的成功轨迹，并在现金、还款、采购、销售和库存发生变化时给出具有适度波动的四个业务动作。提示还要求动作避免固定序列，兼顾生产资料与消费品的投入平衡，并以企业稳定经营和存活超过 90 天为筛选目标。输出必须包含申请贷款金额、两类采购需求和次日定价，并满足网页输入边界。[待补充：保存最终使用的完整提示词、大模型名称与版本、调用日期及交互轮次。]</w:t>
+        <w:t>本文使用Codex桌面软件中的5.5模型生成生产企业决策，并使用OpenAI提供的ChatGPT for Chrome插件完成网页交互。插件版本为26.707.72221，实验启用其中的Control Chrome功能。Codex负责理解仿真环境规则、分析经营状态并生成四项业务动作；浏览器插件负责读取当前网页内容、填写动作输入框、点击提交按钮并获取下一日页面信息。浏览器插件仅承担信息读取和操作执行功能，不参与经营动作的生成。</w:t>
       </w:r>
     </w:p>
     <w:p>
       <w:pPr>
-        <w:ind w:firstLine="420"/>
+        <w:ind w:firstLineChars="200"/>
       </w:pPr>
       <w:r>
-        <w:t>批量运行阶段没有在线调用大语言模型，而是执行由大模型辅助设计的 codex_humanlike_batch_runner.py。程序首先读取采集目录中的 meta 与 expert 文件，按参与者编号和回合号分组，并保留记录行数不少于 90 或最大天数不少于 90 的参考轨迹。每个新回合随机选择一条参考轨迹，再读取相同天数位置的贷款、两类采购需求和定价作为行为参照。采购目标由 72% 的参考轨迹采购量和 28% 的当天参考采购量组合得到。程序随后根据售出量与产量之比、库存与产量之比、现金与还款压力以及两类原料实际成交的平衡程度调整采购量。两类采购量围绕共同目标设置小幅差异，以避免投入严重失衡，同时保留非完全一致的类人波动。</w:t>
+        <w:t>大语言模型辅助采集以决策日为基本交互单元，并形成连续的网页交互闭环。每个决策日依次执行以下步骤：（1）Control Chrome读取每日经营决策页面中的可见状态、动作输入框和动态取值范围；（2）Codex将页面信息与预先设置的角色提示、环境规则提示和决策约束组合；（3）5.5模型生成申请贷款金额、生产资料采购需求、消费品采购需求和生产资料次日定价；（4）Codex检查四项动作是否满足页面给出的上下界；（5）Control Chrome将动作填写到对应输入框，并提交当日决策；（6）环境完成贷款、交易、生产和清算后，插件读取下一日页面，Codex根据新的经营结果继续决策；（7）页面显示回合结束时，系统记录该回合的存活天数，并根据实验安排开始下一回合。上述过程可概括为“读取状态—构造提示—生成动作—检查边界—填写并提交—读取反馈”。</w:t>
       </w:r>
     </w:p>
     <w:p>
       <w:pPr>
-        <w:ind w:firstLine="420"/>
+        <w:ind w:firstLineChars="200"/>
       </w:pPr>
       <w:r>
-        <w:t>所谓常识性经营判断在运行程序中被显式转化为条件规则。当当日还款接近现金时，程序提高贷款申请；当售出比例较高且库存较低时，程序小幅提高采购量和定价；当售出比例较低或库存较高时，程序降低采购量和定价；当乙公司购买量偏低时，程序抑制定价；定价同时受第三方市场价格上限约束。程序为每个回合设置 0.94 至 1.06 的采购规模偏差、-0.010 至 0.012 的价格偏差，并叠加高斯扰动、周期性扰动和小概率贷款分支。随机数生成器固定为 20260602，因此在输入文件和环境不变时结果可以复现。每个动作仍通过网页系统的启动、逐日提交和新回合接口传递，并经过输入截断、动作转换、环境执行和回合终止判断。程序默认以 1700 个成功回合为目标，最多尝试目标数加 25 个回合；成功条件为存活天数大于 90 天。该方法中的大模型作用发生在策略程序设计阶段，而不是逐日在线推理阶段。因此，这类数据只能称为大模型辅助设计的类人数据，不能等同于真实人类行为。批量程序中写入的年龄、学历等参与者信息仅为接口占位内容，不纳入人类参与者人口统计。</w:t>
+        <w:t>本文采用分层提示结构组织大语言模型的决策依据。提示词由角色与目标、环境规则、实时观察、动作约束和反馈修正五个部分组成。不同部分分别限定决策主体、提供仿真知识、传递当日信息、约束输出范围并建立跨日反馈，从而使模型能够在统一任务语境下持续生成经营动作。</w:t>
+      </w:r>
+    </w:p>
+    <w:p>
+      <w:pPr>
+        <w:ind w:firstLineChars="200"/>
+      </w:pPr>
+      <w:r>
+        <w:t>角色与目标提示将Codex设定为生产企业经理。该部分要求模型在遵守环境规则的前提下，协调现金、债务、采购、生产、库存和销售，使企业保持稳定经营并尽可能延长存活时间。提示词不以单日利润最大化作为唯一目标，同时限制模型长期重复完全相同的动作。</w:t>
+      </w:r>
+    </w:p>
+    <w:p>
+      <w:pPr>
+        <w:ind w:firstLineChars="200"/>
+      </w:pPr>
+      <w:r>
+        <w:t>环境规则提示写入企业决策、银行决策、贷款发放、商品交易、商品生产和清算六个阶段。该部分同时说明普通市场与第三方市场的购买顺序，生产资料与消费品当天购买、当天投入生产且不跨日保存，两类投入共同限制产量，产品在下一日进入市场，贷款需要支付利息和到期本金，以及现金不足以还款时回合终止等规则。</w:t>
+      </w:r>
+    </w:p>
+    <w:p>
+      <w:pPr>
+        <w:ind w:firstLineChars="200"/>
+      </w:pPr>
+      <w:r>
+        <w:t>实时观察提示传递每个决策日的网页可见信息。Control Chrome读取当前天数、现金、当日还款、总欠款、两类采购参考量、上一日实际成交量、生产量、销售量、库存、普通市场价格、第三方市场价格、消费企业购买情况和上一日动作，并将这些信息提供给Codex。提示词要求模型仅依据页面可见信息进行判断，不使用仿真环境中的隐藏变量。</w:t>
+      </w:r>
+    </w:p>
+    <w:p>
+      <w:pPr>
+        <w:ind w:firstLineChars="200"/>
+      </w:pPr>
+      <w:r>
+        <w:t>动作约束提示要求模型按照固定顺序生成申请贷款金额、生产资料采购需求、消费品采购需求和生产资料次日定价。每项动作均附带网页当日显示的最小值、默认值和最大值。模型先检查资金与还款压力，再判断两类投入是否协调，最后结合产品产量、销售量、库存、消费企业购买情况和第三方市场价格确定采购量与定价。Codex在提交前检查输出数值，确保四项动作均位于当日动态边界内。</w:t>
+      </w:r>
+    </w:p>
+    <w:p>
+      <w:pPr>
+        <w:ind w:firstLineChars="200"/>
+      </w:pPr>
+      <w:r>
+        <w:t>反馈修正提示用于连接相邻决策日。动作提交后，Codex比较现金、债务、成交量、产量、库存和价格的跨日变化，并依据经营结果调整下一日动作。模型以上一日动作为参考，优先采用有限幅度的连续调整；当现金或还款压力、库存积压、投入失衡、销售不足或市场价格关系出现明显变化时，模型采用幅度较大的调整。该设计使生成轨迹同时具有状态响应、适度波动和跨日连续性。</w:t>
+      </w:r>
+    </w:p>
+    <w:p>
+      <w:pPr>
+        <w:ind w:firstLineChars="200"/>
+      </w:pPr>
+      <w:r>
+        <w:t>每日决策提示采用“角色—规则—当前状态—决策要求”的固定模板。角色部分明确生产企业经理的经营目标；规则部分给出贷款、交易、生产和清算约束；当前状态部分填入页面读取的现金、还款、欠款、采购参考量、成交量、产量、销量、库存、市场价格和上一日动作；决策要求部分规定四项动作的输出顺序和数值范围，并要求模型根据状态变化作出有依据的调整，避免固定动作和无依据的大幅波动。</w:t>
+      </w:r>
+    </w:p>
+    <w:p>
+      <w:pPr>
+        <w:jc w:val="center"/>
+      </w:pPr>
+      <m:oMathPara>
+        <m:oMathParaPr>
+          <m:jc m:val="center"/>
+        </m:oMathParaPr>
+        <m:oMath>
+          <m:sSub>
+            <m:e>
+              <m:r>
+                <m:t>a</m:t>
+              </m:r>
+            </m:e>
+            <m:sub>
+              <m:r>
+                <m:t>t</m:t>
+              </m:r>
+            </m:sub>
+          </m:sSub>
+          <m:r>
+            <m:t> = </m:t>
+          </m:r>
+          <m:sSub>
+            <m:e>
+              <m:r>
+                <m:t>f</m:t>
+              </m:r>
+            </m:e>
+            <m:sub>
+              <m:r>
+                <m:rPr>
+                  <m:sty m:val="p"/>
+                </m:rPr>
+                <m:t>Codex</m:t>
+              </m:r>
+            </m:sub>
+          </m:sSub>
+          <m:r>
+            <m:t>(</m:t>
+          </m:r>
+          <m:sSub>
+            <m:e>
+              <m:r>
+                <m:t>P</m:t>
+              </m:r>
+            </m:e>
+            <m:sub>
+              <m:r>
+                <m:rPr>
+                  <m:sty m:val="p"/>
+                </m:rPr>
+                <m:t>role</m:t>
+              </m:r>
+            </m:sub>
+          </m:sSub>
+          <m:r>
+            <m:t>, </m:t>
+          </m:r>
+          <m:sSub>
+            <m:e>
+              <m:r>
+                <m:t>P</m:t>
+              </m:r>
+            </m:e>
+            <m:sub>
+              <m:r>
+                <m:rPr>
+                  <m:sty m:val="p"/>
+                </m:rPr>
+                <m:t>rule</m:t>
+              </m:r>
+            </m:sub>
+          </m:sSub>
+          <m:r>
+            <m:t>, </m:t>
+          </m:r>
+          <m:sSub>
+            <m:e>
+              <m:r>
+                <m:t>o</m:t>
+              </m:r>
+            </m:e>
+            <m:sub>
+              <m:r>
+                <m:t>t</m:t>
+              </m:r>
+            </m:sub>
+          </m:sSub>
+          <m:r>
+            <m:t>, </m:t>
+          </m:r>
+          <m:sSub>
+            <m:e>
+              <m:r>
+                <m:t>h</m:t>
+              </m:r>
+            </m:e>
+            <m:sub>
+              <m:r>
+                <m:t>t</m:t>
+              </m:r>
+            </m:sub>
+          </m:sSub>
+          <m:r>
+            <m:t>, </m:t>
+          </m:r>
+          <m:sSub>
+            <m:e>
+              <m:r>
+                <m:t>b</m:t>
+              </m:r>
+            </m:e>
+            <m:sub>
+              <m:r>
+                <m:t>t</m:t>
+              </m:r>
+            </m:sub>
+          </m:sSub>
+          <m:r>
+            <m:t>)</m:t>
+          </m:r>
+        </m:oMath>
+      </m:oMathPara>
+    </w:p>
+    <w:p>
+      <w:pPr>
+        <w:ind w:firstLineChars="200"/>
+      </w:pPr>
+      <w:r>
+        <w:rPr>
+          <w:i/>
+        </w:rPr>
+        <w:t>式中，</w:t>
+      </w:r>
+      <w:r>
+        <w:rPr>
+          <w:i/>
+        </w:rPr>
+        <w:t>a</w:t>
+      </w:r>
+      <w:r>
+        <w:rPr>
+          <w:i/>
+          <w:vertAlign w:val="subscript"/>
+        </w:rPr>
+        <w:t>t</w:t>
+      </w:r>
+      <w:r>
+        <w:rPr>
+          <w:i/>
+        </w:rPr>
+        <w:t>表示第</w:t>
+      </w:r>
+      <w:r>
+        <w:rPr>
+          <w:i/>
+        </w:rPr>
+        <w:t>t</w:t>
+      </w:r>
+      <w:r>
+        <w:rPr>
+          <w:i/>
+        </w:rPr>
+        <w:t>日的生产企业动作；</w:t>
+      </w:r>
+      <w:r>
+        <w:rPr>
+          <w:i/>
+        </w:rPr>
+        <w:t>f</w:t>
+      </w:r>
+      <w:r>
+        <w:rPr>
+          <w:i w:val="0"/>
+          <w:vertAlign w:val="subscript"/>
+        </w:rPr>
+        <w:t>Codex</w:t>
+      </w:r>
+      <w:r>
+        <w:rPr>
+          <w:i/>
+        </w:rPr>
+        <w:t>表示Codex 5.5在提示和网页状态约束下形成的隐式决策映射；</w:t>
+      </w:r>
+      <w:r>
+        <w:rPr>
+          <w:i/>
+        </w:rPr>
+        <w:t>P</w:t>
+      </w:r>
+      <w:r>
+        <w:rPr>
+          <w:i w:val="0"/>
+          <w:vertAlign w:val="subscript"/>
+        </w:rPr>
+        <w:t>role</w:t>
+      </w:r>
+      <w:r>
+        <w:rPr>
+          <w:i/>
+        </w:rPr>
+        <w:t>表示角色与经营目标提示；</w:t>
+      </w:r>
+      <w:r>
+        <w:rPr>
+          <w:i/>
+        </w:rPr>
+        <w:t>P</w:t>
+      </w:r>
+      <w:r>
+        <w:rPr>
+          <w:i w:val="0"/>
+          <w:vertAlign w:val="subscript"/>
+        </w:rPr>
+        <w:t>rule</w:t>
+      </w:r>
+      <w:r>
+        <w:rPr>
+          <w:i/>
+        </w:rPr>
+        <w:t>表示环境规则提示；</w:t>
+      </w:r>
+      <w:r>
+        <w:rPr>
+          <w:i/>
+        </w:rPr>
+        <w:t>o</w:t>
+      </w:r>
+      <w:r>
+        <w:rPr>
+          <w:i/>
+          <w:vertAlign w:val="subscript"/>
+        </w:rPr>
+        <w:t>t</w:t>
+      </w:r>
+      <w:r>
+        <w:rPr>
+          <w:i/>
+        </w:rPr>
+        <w:t>表示第</w:t>
+      </w:r>
+      <w:r>
+        <w:rPr>
+          <w:i/>
+        </w:rPr>
+        <w:t>t</w:t>
+      </w:r>
+      <w:r>
+        <w:rPr>
+          <w:i/>
+        </w:rPr>
+        <w:t>日网页可见状态；</w:t>
+      </w:r>
+      <w:r>
+        <w:rPr>
+          <w:i/>
+        </w:rPr>
+        <w:t>h</w:t>
+      </w:r>
+      <w:r>
+        <w:rPr>
+          <w:i/>
+          <w:vertAlign w:val="subscript"/>
+        </w:rPr>
+        <w:t>t</w:t>
+      </w:r>
+      <w:r>
+        <w:rPr>
+          <w:i/>
+        </w:rPr>
+        <w:t>表示截至第</w:t>
+      </w:r>
+      <w:r>
+        <w:rPr>
+          <w:i/>
+        </w:rPr>
+        <w:t>t</w:t>
+      </w:r>
+      <w:r>
+        <w:rPr>
+          <w:i/>
+        </w:rPr>
+        <w:t>日的近期状态与动作记录；</w:t>
+      </w:r>
+      <w:r>
+        <w:rPr>
+          <w:i/>
+        </w:rPr>
+        <w:t>b</w:t>
+      </w:r>
+      <w:r>
+        <w:rPr>
+          <w:i/>
+          <w:vertAlign w:val="subscript"/>
+        </w:rPr>
+        <w:t>t</w:t>
+      </w:r>
+      <w:r>
+        <w:rPr>
+          <w:i/>
+        </w:rPr>
+        <w:t>表示网页在第</w:t>
+      </w:r>
+      <w:r>
+        <w:rPr>
+          <w:i/>
+        </w:rPr>
+        <w:t>t</w:t>
+      </w:r>
+      <w:r>
+        <w:rPr>
+          <w:i/>
+        </w:rPr>
+        <w:t>日给出的动态动作边界。该式不是具有预设系数的显式决策函数，也不涉及公式参数初始化或在线更新。本文预先设置角色提示、环境规则和输出约束，Codex在各决策日根据变化后的输入重新推理并生成动作。</w:t>
+      </w:r>
+    </w:p>
+    <w:p>
+      <w:pPr>
+        <w:ind w:firstLineChars="200"/>
+      </w:pPr>
+      <w:r>
+        <w:t>在状态与动作交换过程中，Control Chrome将第</w:t>
+      </w:r>
+      <w:r>
+        <w:rPr>
+          <w:i/>
+        </w:rPr>
+        <w:t>t</w:t>
+      </w:r>
+      <w:r>
+        <w:t>日网页可见信息传递给Codex并形成观察状态</w:t>
+      </w:r>
+      <w:r>
+        <w:rPr>
+          <w:i/>
+        </w:rPr>
+        <w:t>o</w:t>
+      </w:r>
+      <w:r>
+        <w:rPr>
+          <w:i/>
+          <w:vertAlign w:val="subscript"/>
+        </w:rPr>
+        <w:t>t</w:t>
+      </w:r>
+      <w:r>
+        <w:t>，Codex 5.5根据分层提示生成动作</w:t>
+      </w:r>
+      <w:r>
+        <w:rPr>
+          <w:i/>
+        </w:rPr>
+        <w:t>a</w:t>
+      </w:r>
+      <w:r>
+        <w:rPr>
+          <w:i/>
+          <w:vertAlign w:val="subscript"/>
+        </w:rPr>
+        <w:t>t</w:t>
+      </w:r>
+      <w:r>
+        <w:t>，插件随后将动作写入网页并提交。环境完成当日运行后生成下一日观察状态</w:t>
+      </w:r>
+      <w:r>
+        <w:rPr>
+          <w:i/>
+        </w:rPr>
+        <w:t>o</w:t>
+      </w:r>
+      <w:r>
+        <w:rPr>
+          <w:i/>
+          <w:vertAlign w:val="subscript"/>
+        </w:rPr>
+        <w:t>t+1</w:t>
+      </w:r>
+      <w:r>
+        <w:t>，上述过程持续至回合终止。系统将每个外部决策时点对应的状态与Codex动作保存为状态—动作样本。</w:t>
+      </w:r>
+    </w:p>
+    <w:p>
+      <w:pPr>
+        <w:ind w:firstLineChars="200"/>
+      </w:pPr>
+      <w:r>
+        <w:t>本文仅将存活天数大于90天的完整回合纳入后续专家数据。该标准用于排除未达到既定生存要求的轨迹，具体采集规模将在采集工作结束后根据回合记录和有效样本数量确定。[待补充：Codex辅助采集的总回合数、存活超过90天的有效回合数及对应状态—动作样本数。]</w:t>
+      </w:r>
+    </w:p>
+    <w:p>
+      <w:pPr>
+        <w:ind w:firstLineChars="200"/>
+      </w:pPr>
+      <w:r>
+        <w:t>Codex辅助生成的轨迹属于大语言模型基于仿真规则和实时状态形成的类人决策数据。存活天数大于90天说明轨迹满足本文设定的生存筛选条件，但不能单独证明其动作分布与真实人类完全一致。后续实验仍需从动作分布、状态响应方向、动作波动幅度和时间序列特征等方面比较人工轨迹与Codex辅助轨迹。</w:t>
+      </w:r>
+    </w:p>
+    <w:p>
+      <w:pPr>
+        <w:ind w:firstLineChars="200"/>
+      </w:pPr>
+      <w:r>
+        <w:t>[待补充：Codex交互日期、完整提示词、采集回合数、人工干预方式、失败回合处理方法及交互日志保存方式。]</w:t>
       </w:r>
     </w:p>
     <w:p>
@@ -1761,10 +2374,10 @@
     </w:p>
     <w:p>
       <w:pPr>
-        <w:ind w:firstLine="420"/>
+        <w:ind w:firstLineChars="200"/>
       </w:pPr>
       <w:r>
-        <w:t>回合筛选以回合汇总文件为入口。程序读取每条回合记录，并仅保留存活天数大于 90 天的回合。随后，程序根据汇总文件保存的路径定位相应的过程元数据文件和训练样本文件，检查两类文件的记录行数是否一致，再按照回合编号提取对应记录。训练样本文件提供最终的 37 列状态-动作样本；过程元数据文件用于核对参与者、回合、天数、业务输入、模型动作和决策时长。最终合并文件沿用 expert_data_production1_cleaned.csv 的列顺序，其中前 33 列为状态，后 4 列为动作。</w:t>
+        <w:t>数据筛选以回合结果为依据，仅保留存活天数大于90天的轨迹。程序随后核对过程信息与训练样本的记录是否一致，并按照回合提取对应样本。最终数据集中的每条记录由37个字段组成，其中前33个字段为状态，后4个字段为动作，可直接作为第3章和第4章所述模型的训练输入。</w:t>
       </w:r>
     </w:p>
     <w:p>
@@ -1912,7 +2525,7 @@
               <w:rPr>
                 <w:rFonts w:ascii="宋体" w:hAnsi="宋体"/>
               </w:rPr>
-              <w:t>由人工页面交互形成；按 survival_days &gt; 90 保留 8 个回合，共 782 行。</w:t>
+              <w:t>由参与者通过网页逐日提交动作；保留8个存活天数大于90天的回合，共782条状态—动作样本。</w:t>
             </w:r>
           </w:p>
         </w:tc>
@@ -1930,7 +2543,7 @@
               <w:rPr>
                 <w:rFonts w:ascii="宋体" w:hAnsi="宋体"/>
               </w:rPr>
-              <w:t>大模型辅助设计的类人批量采集数据</w:t>
+              <w:t>Codex交互式辅助采集数据</w:t>
             </w:r>
           </w:p>
         </w:tc>
@@ -1946,7 +2559,7 @@
               <w:rPr>
                 <w:rFonts w:ascii="宋体" w:hAnsi="宋体"/>
               </w:rPr>
-              <w:t>1712</w:t>
+              <w:t>待补充</w:t>
             </w:r>
           </w:p>
         </w:tc>
@@ -1962,7 +2575,7 @@
               <w:rPr>
                 <w:rFonts w:ascii="宋体" w:hAnsi="宋体"/>
               </w:rPr>
-              <w:t>167766</w:t>
+              <w:t>待补充</w:t>
             </w:r>
           </w:p>
         </w:tc>
@@ -1978,7 +2591,7 @@
               <w:rPr>
                 <w:rFonts w:ascii="宋体" w:hAnsi="宋体"/>
               </w:rPr>
-              <w:t>由辅助策略经同一网页接口逐日提交；按相同条件保留 1712 个回合，共 167766 行。</w:t>
+              <w:t>Codex 5.5通过Control Chrome逐日读取网页状态、生成并提交动作；按照相同的生存条件筛选。</w:t>
             </w:r>
           </w:p>
         </w:tc>
@@ -2012,7 +2625,7 @@
               <w:rPr>
                 <w:rFonts w:ascii="宋体" w:hAnsi="宋体"/>
               </w:rPr>
-              <w:t>1720</w:t>
+              <w:t>待补充</w:t>
             </w:r>
           </w:p>
         </w:tc>
@@ -2028,7 +2641,7 @@
               <w:rPr>
                 <w:rFonts w:ascii="宋体" w:hAnsi="宋体"/>
               </w:rPr>
-              <w:t>168548</w:t>
+              <w:t>待补充</w:t>
             </w:r>
           </w:p>
         </w:tc>
@@ -2044,7 +2657,7 @@
               <w:rPr>
                 <w:rFonts w:ascii="宋体" w:hAnsi="宋体"/>
               </w:rPr>
-              <w:t>整理为 expert_data_production1_collected.csv，无表头，列数为 37。</w:t>
+              <w:t>由网页人工轨迹与Codex辅助轨迹合并形成；每条样本包含33维状态和4维动作。</w:t>
             </w:r>
           </w:p>
         </w:tc>
@@ -2052,55 +2665,31 @@
     </w:tbl>
     <w:p>
       <w:pPr>
-        <w:ind w:firstLine="420"/>
+        <w:ind w:firstLineChars="200"/>
       </w:pPr>
       <w:r>
-        <w:t>表5-1根据回合汇总文件和最终合并文件统计。网页人工采集部分包含 8 个存活超过 90 天的回合和 782 条人工提交记录；大模型辅助设计的类人部分包含 1712 个成功回合和 167766 条接口提交记录；两部分合计 1720 个回合和 168548 条状态-动作样本。最终文件命名为 expert_data_production1_collected.csv，不含表头，共 37 列，可供第3章和第4章所述模型读取。</w:t>
+        <w:t>表5-1根据筛选后的人工轨迹和Codex交互式辅助轨迹统计。网页人工采集部分目前包含8个存活超过90天的回合和782条人工提交记录；Codex辅助采集尚未完成，成功回合数和状态—动作样本数将在采集结束后补充。最终数据集由两类筛选后的轨迹合并形成，每条记录由33维状态和4维动作组成，可供第3章和第4章所述模型读取。</w:t>
       </w:r>
     </w:p>
     <w:p>
       <w:pPr>
-        <w:ind w:firstLine="420"/>
+        <w:ind w:firstLineChars="200"/>
       </w:pPr>
       <w:r>
-        <w:t>网页人工采集目录共包含 31 个回合汇总文件和 48 个回合记录。其中，13 个回合未记录完整的人口统计字段，参与者编号也存在重复。上述文件可以用于回合和动作层面的统计，但不能据此核验 63 名独立参与者的人口统计构成。参与者数量及群体分布应以真实招募登记表为准。</w:t>
+        <w:t>现有网页人工采集记录来自31次采集会话，共包含48个回合。其中，13个回合未记录完整的人口统计字段，参与者编号也存在重复。上述记录可以用于回合和动作层面的统计，但不能据此核验63名独立参与者的人口统计构成。参与者数量及群体分布应以真实招募登记表为准。</w:t>
       </w:r>
     </w:p>
     <w:p>
       <w:pPr>
-        <w:ind w:firstLine="420"/>
+        <w:ind w:firstLineChars="200"/>
       </w:pPr>
       <w:r>
-        <w:t>在最终纳入数据集的 8 个人工成功回合中，系统共记录 782 次人工决策，参与者实际作答的累计时间为 7645.711 秒。单个回合的作答时间中位数为 480.703 秒，均值为 955.714 秒，范围为 88.827 至 3879.554 秒。按回合计算的单次决策平均用时中位数为 4.905 秒，均值为 9.767 秒。包含页面交互和系统运行时间在内，8 个回合的总完成时间为 7693.904 秒。</w:t>
+        <w:t>专家轨迹可能包含局部失误、经验性捷径或不稳定动作。本文仅保留存活天数大于90天的回合，该条件能够排除在第90天及以前终止的轨迹，但不能证明保留轨迹中的每个动作均为最优或无误。网页端的动作边界、环境执行检查和回合级筛选共同构成基础质量控制。对于Codex交互式辅助轨迹，存活天数筛选同样只能排除明显失败的轨迹，不能单独证明生成行为与人类行为一致。后续实验仍需从动作分布、状态条件下的响应方向、动作波动和时间序列特征等方面比较人工轨迹与Codex交互式辅助轨迹。</w:t>
       </w:r>
     </w:p>
     <w:p>
       <w:pPr>
-        <w:pStyle w:val="Heading2"/>
-      </w:pPr>
-      <w:r>
-        <w:t>5.5 数据伦理与质量控制</w:t>
-      </w:r>
-    </w:p>
-    <w:p>
-      <w:pPr>
-        <w:ind w:firstLine="420"/>
-      </w:pPr>
-      <w:r>
-        <w:t>专家数据的采集和使用涉及数据来源、授权范围与隐私保护。依据《科技伦理审查办法（试行）》[2]关于知情同意和数据保护的原则，任务描述页说明研究目的、记录内容、数据用途、自愿参加和退出方式，并要求参与者使用匿名编号。参与者未确认知情同意时，页面禁止启动实验，服务端也拒绝相应请求。过程元数据文件和回合汇总文件记录同意状态与时间，论文仅报告去标识化后的统计结果。</w:t>
-      </w:r>
-    </w:p>
-    <w:p>
-      <w:pPr>
-        <w:ind w:firstLine="420"/>
-      </w:pPr>
-      <w:r>
-        <w:t>专家轨迹可能包含局部失误、经验性捷径或不稳定动作。本文仅保留存活天数大于 90 天的回合。该条件能够排除在第 90 天及以前终止的轨迹，但不能证明保留轨迹中的每个动作均为最优或无误。网页端的动作边界、环境执行检查和回合级筛选共同构成基础质量控制。因此，存活阈值不能替代对异常动作、状态覆盖和数据来源分布的进一步检查。</w:t>
-      </w:r>
-    </w:p>
-    <w:p>
-      <w:pPr>
-        <w:ind w:firstLine="420"/>
+        <w:ind w:firstLineChars="200"/>
       </w:pPr>
       <w:r>
         <w:t>模型学习的是示范轨迹中可观察到的行为规律，不能据此认定模型已经理解规则背后的价值。每日决策页及“更多规则和成交明细”区域明确说明动作含义、市场流程、生产约束和结算结果。这些信息能够降低参与者对任务语义和行为后果的误解，但不能完全消除目标与价值不一致的风险。后续实验应进一步比较动作分布、状态覆盖、环境外状态下的决策稳定性和不利结果发生率，以检验模型是否在新的状态下保持与实验目标一致的行为。</w:t>
@@ -2162,20 +2751,6 @@
           <w:sz w:val="21"/>
         </w:rPr>
         <w:t>[2] 中华人民共和国科学技术部等. “关于印发《科技伦理审查办法（试行）》的通知.” 2023年10月8日, https://www.most.gov.cn/xxgk/xinxifenlei/fdzdgknr/fgzc/gfxwj/gfxwj2023/202310/t20231008_188309.html.</w:t>
-      </w:r>
-    </w:p>
-    <w:p>
-      <w:pPr>
-        <w:spacing w:before="0" w:after="60" w:line="360" w:lineRule="auto"/>
-        <w:ind w:left="420" w:hanging="420"/>
-        <w:jc w:val="left"/>
-      </w:pPr>
-      <w:r>
-        <w:rPr>
-          <w:rFonts w:ascii="Times New Roman" w:hAnsi="Times New Roman" w:eastAsia="宋体"/>
-          <w:sz w:val="21"/>
-        </w:rPr>
-        <w:t>[3] Aher, Gati V., Rosa I. Arriaga, and Adam Tauman Kalai. “Using Large Language Models to Simulate Multiple Humans and Replicate Human Subject Studies.” Proceedings of the 40th International Conference on Machine Learning, vol. 202, 2023, pp. 337–371, https://proceedings.mlr.press/v202/aher23a.html.</w:t>
       </w:r>
     </w:p>
     <w:sectPr>
